--- a/Evidencias de Proyecto/Sprint Review – Sprint 3.docx
+++ b/Evidencias de Proyecto/Sprint Review – Sprint 3.docx
@@ -18,27 +18,7 @@
           <w:sz w:val="36"/>
           <w:szCs w:val="36"/>
         </w:rPr>
-        <w:t xml:space="preserve">Sprint </w:t>
-      </w:r>
-      <w:proofErr w:type="spellStart"/>
-      <w:r>
-        <w:rPr>
-          <w:b/>
-          <w:bCs/>
-          <w:sz w:val="36"/>
-          <w:szCs w:val="36"/>
-        </w:rPr>
-        <w:t>Review</w:t>
-      </w:r>
-      <w:proofErr w:type="spellEnd"/>
-      <w:r>
-        <w:rPr>
-          <w:b/>
-          <w:bCs/>
-          <w:sz w:val="36"/>
-          <w:szCs w:val="36"/>
-        </w:rPr>
-        <w:t xml:space="preserve"> – Sprint 3</w:t>
+        <w:t>Sprint Review – Sprint 3</w:t>
       </w:r>
     </w:p>
     <w:p>
@@ -62,7 +42,21 @@
           <w:sz w:val="36"/>
           <w:szCs w:val="36"/>
         </w:rPr>
-        <w:t xml:space="preserve"> 12/12/2025</w:t>
+        <w:t xml:space="preserve"> 1</w:t>
+      </w:r>
+      <w:r>
+        <w:rPr>
+          <w:sz w:val="36"/>
+          <w:szCs w:val="36"/>
+        </w:rPr>
+        <w:t>0</w:t>
+      </w:r>
+      <w:r>
+        <w:rPr>
+          <w:sz w:val="36"/>
+          <w:szCs w:val="36"/>
+        </w:rPr>
+        <w:t>/12/2025</w:t>
       </w:r>
     </w:p>
     <w:p>
@@ -95,7 +89,6 @@
         <w:br/>
         <w:t xml:space="preserve">El </w:t>
       </w:r>
-      <w:proofErr w:type="spellStart"/>
       <w:r>
         <w:rPr>
           <w:b/>
@@ -103,29 +96,8 @@
           <w:sz w:val="36"/>
           <w:szCs w:val="36"/>
         </w:rPr>
-        <w:t>Product</w:t>
+        <w:t>Product Owner</w:t>
       </w:r>
-      <w:proofErr w:type="spellEnd"/>
-      <w:r>
-        <w:rPr>
-          <w:b/>
-          <w:bCs/>
-          <w:sz w:val="36"/>
-          <w:szCs w:val="36"/>
-        </w:rPr>
-        <w:t xml:space="preserve"> </w:t>
-      </w:r>
-      <w:proofErr w:type="spellStart"/>
-      <w:r>
-        <w:rPr>
-          <w:b/>
-          <w:bCs/>
-          <w:sz w:val="36"/>
-          <w:szCs w:val="36"/>
-        </w:rPr>
-        <w:t>Owner</w:t>
-      </w:r>
-      <w:proofErr w:type="spellEnd"/>
       <w:r>
         <w:rPr>
           <w:sz w:val="36"/>
@@ -748,6 +720,7 @@
   <w:style w:type="character" w:default="1" w:styleId="Fuentedeprrafopredeter">
     <w:name w:val="Default Paragraph Font"/>
     <w:uiPriority w:val="1"/>
+    <w:semiHidden/>
     <w:unhideWhenUsed/>
   </w:style>
   <w:style w:type="table" w:default="1" w:styleId="Tablanormal">
